--- a/files/seunghyun_joo_cv.docx
+++ b/files/seunghyun_joo_cv.docx
@@ -100,7 +100,7 @@
       <w:pPr>
         <w:spacing w:after="40"/>
         <w:rPr>
-          <w:rFonts w:ascii="Times New Roman" w:eastAsia="맑은 고딕" w:hAnsi="Times New Roman" w:cs="Times New Roman" w:hint="eastAsia"/>
+          <w:rFonts w:ascii="Times New Roman" w:eastAsia="맑은 고딕" w:hAnsi="Times New Roman" w:cs="Times New Roman"/>
           <w:lang w:eastAsia="ko-KR"/>
         </w:rPr>
       </w:pPr>
@@ -274,7 +274,7 @@
               <w:spacing w:after="0" w:line="233" w:lineRule="auto"/>
               <w:ind w:left="288" w:hanging="173"/>
               <w:rPr>
-                <w:rFonts w:ascii="Times New Roman" w:eastAsia="맑은 고딕" w:hAnsi="Times New Roman" w:cs="Times New Roman" w:hint="eastAsia"/>
+                <w:rFonts w:ascii="Times New Roman" w:eastAsia="맑은 고딕" w:hAnsi="Times New Roman" w:cs="Times New Roman"/>
                 <w:sz w:val="22"/>
                 <w:lang w:eastAsia="ko-KR"/>
               </w:rPr>
@@ -432,7 +432,52 @@
                 <w:rFonts w:ascii="Times New Roman" w:hAnsi="Times New Roman" w:cs="Times New Roman"/>
                 <w:sz w:val="22"/>
               </w:rPr>
-              <w:t xml:space="preserve"> summa cum laude</w:t>
+              <w:t xml:space="preserve"> </w:t>
+            </w:r>
+            <w:r>
+              <w:rPr>
+                <w:rFonts w:ascii="Times New Roman" w:eastAsia="맑은 고딕" w:hAnsi="Times New Roman" w:cs="Times New Roman" w:hint="eastAsia"/>
+                <w:sz w:val="22"/>
+                <w:lang w:eastAsia="ko-KR"/>
+              </w:rPr>
+              <w:t>S</w:t>
+            </w:r>
+            <w:r>
+              <w:rPr>
+                <w:rFonts w:ascii="Times New Roman" w:hAnsi="Times New Roman" w:cs="Times New Roman"/>
+                <w:sz w:val="22"/>
+              </w:rPr>
+              <w:t xml:space="preserve">umma </w:t>
+            </w:r>
+            <w:r>
+              <w:rPr>
+                <w:rFonts w:ascii="Times New Roman" w:eastAsia="맑은 고딕" w:hAnsi="Times New Roman" w:cs="Times New Roman" w:hint="eastAsia"/>
+                <w:sz w:val="22"/>
+                <w:lang w:eastAsia="ko-KR"/>
+              </w:rPr>
+              <w:t>C</w:t>
+            </w:r>
+            <w:r>
+              <w:rPr>
+                <w:rFonts w:ascii="Times New Roman" w:hAnsi="Times New Roman" w:cs="Times New Roman"/>
+                <w:sz w:val="22"/>
+              </w:rPr>
+              <w:t xml:space="preserve">um </w:t>
+            </w:r>
+            <w:r>
+              <w:rPr>
+                <w:rFonts w:ascii="Times New Roman" w:eastAsia="맑은 고딕" w:hAnsi="Times New Roman" w:cs="Times New Roman" w:hint="eastAsia"/>
+                <w:sz w:val="22"/>
+                <w:lang w:eastAsia="ko-KR"/>
+              </w:rPr>
+              <w:t>L</w:t>
+            </w:r>
+            <w:r>
+              <w:rPr>
+                <w:rFonts w:ascii="Times New Roman" w:hAnsi="Times New Roman" w:cs="Times New Roman"/>
+                <w:sz w:val="22"/>
+              </w:rPr>
+              <w:t>aude</w:t>
             </w:r>
           </w:p>
           <w:p>
@@ -467,7 +512,37 @@
                 <w:rFonts w:ascii="Times New Roman" w:hAnsi="Times New Roman" w:cs="Times New Roman"/>
                 <w:sz w:val="22"/>
               </w:rPr>
-              <w:t>• Leave of absence for mandatory military service in the Republic of Korea Army; discharged with the rank of Sergeant (2019/08 - 2021/03)</w:t>
+              <w:t xml:space="preserve">• Leave of absence for mandatory military service in the Republic of Korea </w:t>
+            </w:r>
+            <w:r>
+              <w:rPr>
+                <w:rFonts w:ascii="Times New Roman" w:hAnsi="Times New Roman" w:cs="Times New Roman"/>
+                <w:sz w:val="22"/>
+              </w:rPr>
+              <w:t>Army</w:t>
+            </w:r>
+            <w:r>
+              <w:rPr>
+                <w:rFonts w:ascii="Times New Roman" w:eastAsia="맑은 고딕" w:hAnsi="Times New Roman" w:cs="Times New Roman"/>
+                <w:sz w:val="22"/>
+                <w:lang w:eastAsia="ko-KR"/>
+              </w:rPr>
+              <w:t xml:space="preserve"> (</w:t>
+            </w:r>
+            <w:r>
+              <w:rPr>
+                <w:rFonts w:ascii="Times New Roman" w:eastAsia="맑은 고딕" w:hAnsi="Times New Roman" w:cs="Times New Roman" w:hint="eastAsia"/>
+                <w:sz w:val="22"/>
+                <w:lang w:eastAsia="ko-KR"/>
+              </w:rPr>
+              <w:t>ROKA)</w:t>
+            </w:r>
+            <w:r>
+              <w:rPr>
+                <w:rFonts w:ascii="Times New Roman" w:hAnsi="Times New Roman" w:cs="Times New Roman"/>
+                <w:sz w:val="22"/>
+              </w:rPr>
+              <w:t xml:space="preserve"> (2019/08 - 2021/03)</w:t>
             </w:r>
           </w:p>
           <w:p>
@@ -475,7 +550,7 @@
               <w:spacing w:after="0" w:line="233" w:lineRule="auto"/>
               <w:ind w:left="288" w:hanging="173"/>
               <w:rPr>
-                <w:rFonts w:ascii="Times New Roman" w:eastAsia="맑은 고딕" w:hAnsi="Times New Roman" w:cs="Times New Roman" w:hint="eastAsia"/>
+                <w:rFonts w:ascii="Times New Roman" w:eastAsia="맑은 고딕" w:hAnsi="Times New Roman" w:cs="Times New Roman"/>
                 <w:sz w:val="22"/>
                 <w:lang w:eastAsia="ko-KR"/>
               </w:rPr>
@@ -593,7 +668,7 @@
               <w:spacing w:after="0" w:line="233" w:lineRule="auto"/>
               <w:ind w:left="288" w:hanging="173"/>
               <w:rPr>
-                <w:rFonts w:ascii="Times New Roman" w:eastAsia="맑은 고딕" w:hAnsi="Times New Roman" w:cs="Times New Roman" w:hint="eastAsia"/>
+                <w:rFonts w:ascii="Times New Roman" w:eastAsia="맑은 고딕" w:hAnsi="Times New Roman" w:cs="Times New Roman"/>
                 <w:sz w:val="22"/>
                 <w:lang w:eastAsia="ko-KR"/>
               </w:rPr>
@@ -816,7 +891,7 @@
               <w:spacing w:after="0" w:line="233" w:lineRule="auto"/>
               <w:ind w:left="288" w:hanging="173"/>
               <w:rPr>
-                <w:rFonts w:ascii="Times New Roman" w:eastAsia="맑은 고딕" w:hAnsi="Times New Roman" w:cs="Times New Roman" w:hint="eastAsia"/>
+                <w:rFonts w:ascii="Times New Roman" w:eastAsia="맑은 고딕" w:hAnsi="Times New Roman" w:cs="Times New Roman"/>
                 <w:sz w:val="22"/>
                 <w:lang w:eastAsia="ko-KR"/>
               </w:rPr>
@@ -1049,7 +1124,7 @@
               <w:spacing w:after="0" w:line="233" w:lineRule="auto"/>
               <w:ind w:left="288" w:hanging="173"/>
               <w:rPr>
-                <w:rFonts w:ascii="Times New Roman" w:eastAsia="맑은 고딕" w:hAnsi="Times New Roman" w:cs="Times New Roman" w:hint="eastAsia"/>
+                <w:rFonts w:ascii="Times New Roman" w:eastAsia="맑은 고딕" w:hAnsi="Times New Roman" w:cs="Times New Roman"/>
                 <w:sz w:val="22"/>
                 <w:lang w:eastAsia="ko-KR"/>
               </w:rPr>
@@ -1263,7 +1338,7 @@
               <w:spacing w:after="0" w:line="233" w:lineRule="auto"/>
               <w:ind w:left="288" w:hanging="173"/>
               <w:rPr>
-                <w:rFonts w:ascii="Times New Roman" w:eastAsia="맑은 고딕" w:hAnsi="Times New Roman" w:cs="Times New Roman" w:hint="eastAsia"/>
+                <w:rFonts w:ascii="Times New Roman" w:eastAsia="맑은 고딕" w:hAnsi="Times New Roman" w:cs="Times New Roman"/>
                 <w:sz w:val="22"/>
                 <w:lang w:eastAsia="ko-KR"/>
               </w:rPr>
@@ -1436,7 +1511,7 @@
               <w:spacing w:after="0" w:line="233" w:lineRule="auto"/>
               <w:ind w:left="288" w:hanging="173"/>
               <w:rPr>
-                <w:rFonts w:ascii="Times New Roman" w:eastAsia="맑은 고딕" w:hAnsi="Times New Roman" w:cs="Times New Roman" w:hint="eastAsia"/>
+                <w:rFonts w:ascii="Times New Roman" w:eastAsia="맑은 고딕" w:hAnsi="Times New Roman" w:cs="Times New Roman"/>
                 <w:sz w:val="22"/>
                 <w:lang w:eastAsia="ko-KR"/>
               </w:rPr>
@@ -2114,7 +2189,7 @@
               <w:spacing w:after="0" w:line="233" w:lineRule="auto"/>
               <w:ind w:left="259" w:hanging="216"/>
               <w:rPr>
-                <w:rFonts w:ascii="Times New Roman" w:eastAsia="맑은 고딕" w:hAnsi="Times New Roman" w:cs="Times New Roman" w:hint="eastAsia"/>
+                <w:rFonts w:ascii="Times New Roman" w:eastAsia="맑은 고딕" w:hAnsi="Times New Roman" w:cs="Times New Roman"/>
                 <w:sz w:val="22"/>
                 <w:lang w:eastAsia="ko-KR"/>
               </w:rPr>
@@ -2260,7 +2335,7 @@
               <w:spacing w:after="0" w:line="233" w:lineRule="auto"/>
               <w:ind w:left="288" w:hanging="173"/>
               <w:rPr>
-                <w:rFonts w:ascii="Times New Roman" w:eastAsia="맑은 고딕" w:hAnsi="Times New Roman" w:cs="Times New Roman" w:hint="eastAsia"/>
+                <w:rFonts w:ascii="Times New Roman" w:eastAsia="맑은 고딕" w:hAnsi="Times New Roman" w:cs="Times New Roman"/>
                 <w:sz w:val="22"/>
                 <w:lang w:eastAsia="ko-KR"/>
               </w:rPr>
@@ -2379,7 +2454,7 @@
               <w:spacing w:after="0" w:line="233" w:lineRule="auto"/>
               <w:ind w:left="288" w:hanging="173"/>
               <w:rPr>
-                <w:rFonts w:ascii="Times New Roman" w:eastAsia="맑은 고딕" w:hAnsi="Times New Roman" w:cs="Times New Roman" w:hint="eastAsia"/>
+                <w:rFonts w:ascii="Times New Roman" w:eastAsia="맑은 고딕" w:hAnsi="Times New Roman" w:cs="Times New Roman"/>
                 <w:sz w:val="22"/>
                 <w:lang w:eastAsia="ko-KR"/>
               </w:rPr>
@@ -2498,7 +2573,7 @@
               <w:spacing w:after="0" w:line="233" w:lineRule="auto"/>
               <w:ind w:left="288" w:hanging="173"/>
               <w:rPr>
-                <w:rFonts w:ascii="Times New Roman" w:eastAsia="맑은 고딕" w:hAnsi="Times New Roman" w:cs="Times New Roman" w:hint="eastAsia"/>
+                <w:rFonts w:ascii="Times New Roman" w:eastAsia="맑은 고딕" w:hAnsi="Times New Roman" w:cs="Times New Roman"/>
                 <w:sz w:val="22"/>
                 <w:lang w:eastAsia="ko-KR"/>
               </w:rPr>
@@ -2621,6 +2696,33 @@
               </w:rPr>
               <w:t>• Recipient of graduate research scholarship support under the BK21 FOUR program.</w:t>
             </w:r>
+            <w:r>
+              <w:rPr>
+                <w:rFonts w:ascii="Times New Roman" w:eastAsia="맑은 고딕" w:hAnsi="Times New Roman" w:cs="Times New Roman" w:hint="eastAsia"/>
+                <w:sz w:val="22"/>
+                <w:lang w:eastAsia="ko-KR"/>
+              </w:rPr>
+              <w:t xml:space="preserve"> </w:t>
+            </w:r>
+          </w:p>
+          <w:p>
+            <w:pPr>
+              <w:spacing w:after="0" w:line="233" w:lineRule="auto"/>
+              <w:ind w:left="288"/>
+              <w:rPr>
+                <w:rFonts w:ascii="Times New Roman" w:eastAsia="맑은 고딕" w:hAnsi="Times New Roman" w:cs="Times New Roman" w:hint="eastAsia"/>
+                <w:sz w:val="22"/>
+                <w:lang w:eastAsia="ko-KR"/>
+              </w:rPr>
+            </w:pPr>
+            <w:r>
+              <w:rPr>
+                <w:rFonts w:ascii="Times New Roman" w:eastAsia="맑은 고딕" w:hAnsi="Times New Roman" w:cs="Times New Roman" w:hint="eastAsia"/>
+                <w:sz w:val="22"/>
+                <w:lang w:eastAsia="ko-KR"/>
+              </w:rPr>
+              <w:t>(2024 Fall, 2025 Fall)</w:t>
+            </w:r>
           </w:p>
           <w:p>
             <w:pPr>
@@ -2649,16 +2751,11 @@
               <w:spacing w:after="0"/>
               <w:jc w:val="right"/>
               <w:rPr>
-                <w:rFonts w:ascii="Times New Roman" w:hAnsi="Times New Roman" w:cs="Times New Roman"/>
+                <w:rFonts w:ascii="Times New Roman" w:eastAsia="맑은 고딕" w:hAnsi="Times New Roman" w:cs="Times New Roman" w:hint="eastAsia"/>
+                <w:sz w:val="22"/>
+                <w:lang w:eastAsia="ko-KR"/>
               </w:rPr>
             </w:pPr>
-            <w:r>
-              <w:rPr>
-                <w:rFonts w:ascii="Times New Roman" w:hAnsi="Times New Roman" w:cs="Times New Roman"/>
-                <w:sz w:val="22"/>
-              </w:rPr>
-              <w:t>2024 Fall</w:t>
-            </w:r>
           </w:p>
         </w:tc>
       </w:tr>
@@ -2738,7 +2835,7 @@
               <w:spacing w:after="0" w:line="233" w:lineRule="auto"/>
               <w:ind w:left="288" w:hanging="173"/>
               <w:rPr>
-                <w:rFonts w:ascii="Times New Roman" w:eastAsia="맑은 고딕" w:hAnsi="Times New Roman" w:cs="Times New Roman" w:hint="eastAsia"/>
+                <w:rFonts w:ascii="Times New Roman" w:eastAsia="맑은 고딕" w:hAnsi="Times New Roman" w:cs="Times New Roman"/>
                 <w:sz w:val="22"/>
                 <w:lang w:eastAsia="ko-KR"/>
               </w:rPr>
@@ -2927,7 +3024,7 @@
             <w:pPr>
               <w:spacing w:after="0" w:line="233" w:lineRule="auto"/>
               <w:rPr>
-                <w:rFonts w:ascii="Times New Roman" w:eastAsia="맑은 고딕" w:hAnsi="Times New Roman" w:cs="Times New Roman" w:hint="eastAsia"/>
+                <w:rFonts w:ascii="Times New Roman" w:eastAsia="맑은 고딕" w:hAnsi="Times New Roman" w:cs="Times New Roman"/>
                 <w:sz w:val="22"/>
                 <w:lang w:eastAsia="ko-KR"/>
               </w:rPr>
@@ -3031,7 +3128,7 @@
               <w:spacing w:after="0" w:line="233" w:lineRule="auto"/>
               <w:ind w:left="288" w:hanging="173"/>
               <w:rPr>
-                <w:rFonts w:ascii="Times New Roman" w:eastAsia="맑은 고딕" w:hAnsi="Times New Roman" w:cs="Times New Roman" w:hint="eastAsia"/>
+                <w:rFonts w:ascii="Times New Roman" w:eastAsia="맑은 고딕" w:hAnsi="Times New Roman" w:cs="Times New Roman"/>
                 <w:sz w:val="22"/>
                 <w:lang w:eastAsia="ko-KR"/>
               </w:rPr>
@@ -3203,7 +3300,7 @@
               <w:spacing w:after="0" w:line="233" w:lineRule="auto"/>
               <w:ind w:left="288" w:hanging="173"/>
               <w:rPr>
-                <w:rFonts w:ascii="Times New Roman" w:eastAsia="맑은 고딕" w:hAnsi="Times New Roman" w:cs="Times New Roman" w:hint="eastAsia"/>
+                <w:rFonts w:ascii="Times New Roman" w:eastAsia="맑은 고딕" w:hAnsi="Times New Roman" w:cs="Times New Roman"/>
                 <w:sz w:val="22"/>
                 <w:lang w:eastAsia="ko-KR"/>
               </w:rPr>
@@ -3331,7 +3428,7 @@
               <w:spacing w:after="0" w:line="233" w:lineRule="auto"/>
               <w:ind w:left="288" w:hanging="173"/>
               <w:rPr>
-                <w:rFonts w:ascii="Times New Roman" w:eastAsia="맑은 고딕" w:hAnsi="Times New Roman" w:cs="Times New Roman" w:hint="eastAsia"/>
+                <w:rFonts w:ascii="Times New Roman" w:eastAsia="맑은 고딕" w:hAnsi="Times New Roman" w:cs="Times New Roman"/>
                 <w:sz w:val="22"/>
                 <w:lang w:eastAsia="ko-KR"/>
               </w:rPr>
@@ -3480,7 +3577,7 @@
             <w:pPr>
               <w:spacing w:after="0"/>
               <w:rPr>
-                <w:rFonts w:ascii="Times New Roman" w:eastAsia="맑은 고딕" w:hAnsi="Times New Roman" w:cs="Times New Roman" w:hint="eastAsia"/>
+                <w:rFonts w:ascii="Times New Roman" w:eastAsia="맑은 고딕" w:hAnsi="Times New Roman" w:cs="Times New Roman"/>
                 <w:sz w:val="22"/>
                 <w:lang w:eastAsia="ko-KR"/>
               </w:rPr>
